--- a/docs/산출물_20260904/04_WCS_업무_흐름도.docx
+++ b/docs/산출물_20260904/04_WCS_업무_흐름도.docx
@@ -286,7 +286,7 @@
               <w:rPr>
                 <w:sz w:val="18"/>
               </w:rPr>
-              <w:t>검토 반영</w:t>
+              <w:t>기타 수정</w:t>
             </w:r>
           </w:p>
         </w:tc>
@@ -3374,7 +3374,7 @@
           <w:i w:val="0"/>
           <w:sz w:val="20"/>
         </w:rPr>
-        <w:t>피킹 작업대는 출고(129)와 재입고(130)가 한 쌍이다. 출고 흐름으로 129 에 도착 → 작업자 피킹 → 130 에 올리면 상위가 재입고 O 전문을 보내 입고 흐름(로직2)으로 복귀한다.</w:t>
+        <w:t>피킹 작업대는 출고(129)와 재입고(130)가 한 쌍이다. 출고 흐름으로 129 에 도착 → 작업자 피킹 → 130 에 올리면 상위가 재입고 O 전문을 보내 입고 흐름으로 복귀한다.</w:t>
       </w:r>
     </w:p>
     <w:p>

--- a/docs/산출물_20260904/04_WCS_업무_흐름도.docx
+++ b/docs/산출물_20260904/04_WCS_업무_흐름도.docx
@@ -17,7 +17,7 @@
           <w:color w:val="666666"/>
           <w:sz w:val="32"/>
         </w:rPr>
-        <w:t>LG 생명과학 1동 자동창고</w:t>
+        <w:t>LG 화학 1동 자동창고</w:t>
       </w:r>
     </w:p>
     <w:p>
